--- a/Idea2_MuleSoft_Replacement.docx
+++ b/Idea2_MuleSoft_Replacement.docx
@@ -49,7 +49,15 @@
     </w:p>
     <w:p>
       <w:r>
-        <w:t xml:space="preserve">Build a NestJS/TypeScript replacement for one service pair (Address) to prove that the MuleSoft API layer can be replaced using a lightweight, modern stack. Use existing Azure SQL stored procedures via the mssql npm package to </w:t>
+        <w:t xml:space="preserve">Build a NestJS/TypeScript replacement for one service pair (Address) to prove that the MuleSoft API layer can be replaced using a lightweight, modern stack. Use existing Azure SQL stored procedures via the mssql </w:t>
+      </w:r>
+      <w:proofErr w:type="spellStart"/>
+      <w:r>
+        <w:t>npm</w:t>
+      </w:r>
+      <w:proofErr w:type="spellEnd"/>
+      <w:r>
+        <w:t xml:space="preserve"> package to </w:t>
       </w:r>
       <w:proofErr w:type="spellStart"/>
       <w:r>
@@ -60,10 +68,7 @@
         <w:t xml:space="preserve"> risk.</w:t>
       </w:r>
       <w:r>
-        <w:t xml:space="preserve"> </w:t>
-      </w:r>
-      <w:r>
-        <w:t xml:space="preserve">Implement CRUD endpoints, setup </w:t>
+        <w:t xml:space="preserve"> Implement CRUD endpoints, setup </w:t>
       </w:r>
       <w:proofErr w:type="spellStart"/>
       <w:r>
@@ -443,18 +448,19 @@
     <w:tbl>
       <w:tblPr>
         <w:tblStyle w:val="TableGrid"/>
-        <w:tblW w:w="0" w:type="auto"/>
+        <w:tblW w:w="9606" w:type="dxa"/>
+        <w:tblLayout w:type="fixed"/>
         <w:tblLook w:val="04A0" w:firstRow="1" w:lastRow="0" w:firstColumn="1" w:lastColumn="0" w:noHBand="0" w:noVBand="1"/>
       </w:tblPr>
       <w:tblGrid>
-        <w:gridCol w:w="2952"/>
-        <w:gridCol w:w="2952"/>
-        <w:gridCol w:w="2952"/>
+        <w:gridCol w:w="2235"/>
+        <w:gridCol w:w="5489"/>
+        <w:gridCol w:w="1882"/>
       </w:tblGrid>
       <w:tr>
         <w:tc>
           <w:tcPr>
-            <w:tcW w:w="2952" w:type="dxa"/>
+            <w:tcW w:w="2235" w:type="dxa"/>
           </w:tcPr>
           <w:p>
             <w:pPr>
@@ -490,7 +496,7 @@
         </w:tc>
         <w:tc>
           <w:tcPr>
-            <w:tcW w:w="2952" w:type="dxa"/>
+            <w:tcW w:w="5489" w:type="dxa"/>
           </w:tcPr>
           <w:p>
             <w:pPr>
@@ -528,7 +534,7 @@
         </w:tc>
         <w:tc>
           <w:tcPr>
-            <w:tcW w:w="2952" w:type="dxa"/>
+            <w:tcW w:w="1882" w:type="dxa"/>
           </w:tcPr>
           <w:p>
             <w:pPr>
@@ -576,21 +582,415 @@
         </w:trPr>
         <w:tc>
           <w:tcPr>
-            <w:tcW w:w="2952" w:type="dxa"/>
+            <w:tcW w:w="2235" w:type="dxa"/>
           </w:tcPr>
-          <w:p/>
+          <w:p>
+            <w:pPr>
+              <w:rPr>
+                <w:rFonts w:cs="Arial"/>
+                <w:color w:val="000000" w:themeColor="text1"/>
+              </w:rPr>
+            </w:pPr>
+            <w:r>
+              <w:rPr>
+                <w:rFonts w:cs="Segoe UI"/>
+                <w:color w:val="000000" w:themeColor="text1"/>
+              </w:rPr>
+              <w:t>Boilerplate generation</w:t>
+            </w:r>
+          </w:p>
         </w:tc>
         <w:tc>
           <w:tcPr>
-            <w:tcW w:w="2952" w:type="dxa"/>
+            <w:tcW w:w="5489" w:type="dxa"/>
           </w:tcPr>
-          <w:p/>
+          <w:p>
+            <w:pPr>
+              <w:rPr>
+                <w:color w:val="000000" w:themeColor="text1"/>
+              </w:rPr>
+            </w:pPr>
+            <w:r>
+              <w:rPr>
+                <w:rFonts w:cs="Segoe UI"/>
+                <w:color w:val="000000" w:themeColor="text1"/>
+              </w:rPr>
+              <w:t>Claude Code generated all 12 NestJS domain modules (controllers, services, repositories, DTOs, and module wiring) from the MuleSoft RAML specs and DataWeave XML flows. This produced 77 TypeScript source files — covering Address, Application, Contact, Device, Document, Event, Organisation, Payment, Product, Reference, SHOT, and User Account — with correct stored procedure bindings for all 162 procs, and zero compilation errors, in a single day.</w:t>
+            </w:r>
+          </w:p>
         </w:tc>
         <w:tc>
           <w:tcPr>
-            <w:tcW w:w="2952" w:type="dxa"/>
+            <w:tcW w:w="1882" w:type="dxa"/>
           </w:tcPr>
-          <w:p/>
+          <w:p>
+            <w:pPr>
+              <w:rPr>
+                <w:color w:val="000000" w:themeColor="text1"/>
+              </w:rPr>
+            </w:pPr>
+            <w:r>
+              <w:rPr>
+                <w:rFonts w:cs="Segoe UI"/>
+                <w:color w:val="000000" w:themeColor="text1"/>
+              </w:rPr>
+              <w:t>Claude Code (Claude Sonnet 4.6)</w:t>
+            </w:r>
+          </w:p>
+        </w:tc>
+      </w:tr>
+      <w:tr>
+        <w:trPr>
+          <w:trHeight w:val="2262"/>
+        </w:trPr>
+        <w:tc>
+          <w:tcPr>
+            <w:tcW w:w="2235" w:type="dxa"/>
+          </w:tcPr>
+          <w:p>
+            <w:pPr>
+              <w:rPr>
+                <w:rFonts w:cs="Segoe UI"/>
+                <w:color w:val="000000" w:themeColor="text1"/>
+              </w:rPr>
+            </w:pPr>
+            <w:r>
+              <w:rPr>
+                <w:rFonts w:cs="Segoe UI"/>
+                <w:color w:val="000000" w:themeColor="text1"/>
+              </w:rPr>
+              <w:t>Contextual problem solving / debugging</w:t>
+            </w:r>
+          </w:p>
+        </w:tc>
+        <w:tc>
+          <w:tcPr>
+            <w:tcW w:w="5489" w:type="dxa"/>
+          </w:tcPr>
+          <w:p>
+            <w:pPr>
+              <w:rPr>
+                <w:rFonts w:cs="Segoe UI"/>
+                <w:color w:val="000000" w:themeColor="text1"/>
+              </w:rPr>
+            </w:pPr>
+            <w:r>
+              <w:rPr>
+                <w:rFonts w:cs="Segoe UI"/>
+                <w:color w:val="000000" w:themeColor="text1"/>
+              </w:rPr>
+              <w:t>Claude Code translated the DataWeave </w:t>
+            </w:r>
+            <w:r>
+              <w:rPr>
+                <w:rStyle w:val="HTMLCode"/>
+                <w:rFonts w:asciiTheme="minorHAnsi" w:eastAsiaTheme="minorEastAsia" w:hAnsiTheme="minorHAnsi" w:cs="Menlo"/>
+                <w:color w:val="000000" w:themeColor="text1"/>
+                <w:sz w:val="22"/>
+                <w:szCs w:val="22"/>
+              </w:rPr>
+              <w:t>decideStoredProc</w:t>
+            </w:r>
+            <w:r>
+              <w:rPr>
+                <w:rFonts w:cs="Segoe UI"/>
+                <w:color w:val="000000" w:themeColor="text1"/>
+              </w:rPr>
+              <w:t> conditional routing chains from MuleSoft XML into TypeScript service logic (e.g. the address module's 5-branch query-param router), correctly inferred </w:t>
+            </w:r>
+            <w:r>
+              <w:rPr>
+                <w:rStyle w:val="HTMLCode"/>
+                <w:rFonts w:asciiTheme="minorHAnsi" w:eastAsiaTheme="minorEastAsia" w:hAnsiTheme="minorHAnsi" w:cs="Menlo"/>
+                <w:color w:val="000000" w:themeColor="text1"/>
+                <w:sz w:val="22"/>
+                <w:szCs w:val="22"/>
+              </w:rPr>
+              <w:t>mssql</w:t>
+            </w:r>
+            <w:r>
+              <w:rPr>
+                <w:rFonts w:cs="Segoe UI"/>
+                <w:color w:val="000000" w:themeColor="text1"/>
+              </w:rPr>
+              <w:t> parameter types (</w:t>
+            </w:r>
+            <w:r>
+              <w:rPr>
+                <w:rStyle w:val="HTMLCode"/>
+                <w:rFonts w:asciiTheme="minorHAnsi" w:eastAsiaTheme="minorEastAsia" w:hAnsiTheme="minorHAnsi" w:cs="Menlo"/>
+                <w:color w:val="000000" w:themeColor="text1"/>
+                <w:sz w:val="22"/>
+                <w:szCs w:val="22"/>
+              </w:rPr>
+              <w:t>INT</w:t>
+            </w:r>
+            <w:r>
+              <w:rPr>
+                <w:rFonts w:cs="Segoe UI"/>
+                <w:color w:val="000000" w:themeColor="text1"/>
+              </w:rPr>
+              <w:t>, </w:t>
+            </w:r>
+            <w:r>
+              <w:rPr>
+                <w:rStyle w:val="HTMLCode"/>
+                <w:rFonts w:asciiTheme="minorHAnsi" w:eastAsiaTheme="minorEastAsia" w:hAnsiTheme="minorHAnsi" w:cs="Menlo"/>
+                <w:color w:val="000000" w:themeColor="text1"/>
+                <w:sz w:val="22"/>
+                <w:szCs w:val="22"/>
+              </w:rPr>
+              <w:t>NVARCHAR</w:t>
+            </w:r>
+            <w:r>
+              <w:rPr>
+                <w:rFonts w:cs="Segoe UI"/>
+                <w:color w:val="000000" w:themeColor="text1"/>
+              </w:rPr>
+              <w:t>, </w:t>
+            </w:r>
+            <w:r>
+              <w:rPr>
+                <w:rStyle w:val="HTMLCode"/>
+                <w:rFonts w:asciiTheme="minorHAnsi" w:eastAsiaTheme="minorEastAsia" w:hAnsiTheme="minorHAnsi" w:cs="Menlo"/>
+                <w:color w:val="000000" w:themeColor="text1"/>
+                <w:sz w:val="22"/>
+                <w:szCs w:val="22"/>
+              </w:rPr>
+              <w:t>BIT</w:t>
+            </w:r>
+            <w:r>
+              <w:rPr>
+                <w:rFonts w:cs="Segoe UI"/>
+                <w:color w:val="000000" w:themeColor="text1"/>
+              </w:rPr>
+              <w:t>, </w:t>
+            </w:r>
+            <w:r>
+              <w:rPr>
+                <w:rStyle w:val="HTMLCode"/>
+                <w:rFonts w:asciiTheme="minorHAnsi" w:eastAsiaTheme="minorEastAsia" w:hAnsiTheme="minorHAnsi" w:cs="Menlo"/>
+                <w:color w:val="000000" w:themeColor="text1"/>
+                <w:sz w:val="22"/>
+                <w:szCs w:val="22"/>
+              </w:rPr>
+              <w:t>DATETIME2</w:t>
+            </w:r>
+            <w:r>
+              <w:rPr>
+                <w:rFonts w:cs="Segoe UI"/>
+                <w:color w:val="000000" w:themeColor="text1"/>
+              </w:rPr>
+              <w:t>) from MuleSoft XML parameter declarations, and identified that the SHOT service required a distinct SOAP/WSDL pattern rather than the standard REST→proc pattern used by the other 11 modules.</w:t>
+            </w:r>
+          </w:p>
+        </w:tc>
+        <w:tc>
+          <w:tcPr>
+            <w:tcW w:w="1882" w:type="dxa"/>
+          </w:tcPr>
+          <w:p>
+            <w:pPr>
+              <w:rPr>
+                <w:rFonts w:cs="Segoe UI"/>
+                <w:color w:val="000000" w:themeColor="text1"/>
+              </w:rPr>
+            </w:pPr>
+            <w:r>
+              <w:rPr>
+                <w:rFonts w:cs="Segoe UI"/>
+                <w:color w:val="000000" w:themeColor="text1"/>
+              </w:rPr>
+              <w:t>Claude Code (Claude Sonnet 4.6)</w:t>
+            </w:r>
+          </w:p>
+        </w:tc>
+      </w:tr>
+      <w:tr>
+        <w:trPr>
+          <w:trHeight w:val="2262"/>
+        </w:trPr>
+        <w:tc>
+          <w:tcPr>
+            <w:tcW w:w="2235" w:type="dxa"/>
+          </w:tcPr>
+          <w:p>
+            <w:pPr>
+              <w:rPr>
+                <w:rFonts w:cs="Segoe UI"/>
+                <w:color w:val="000000" w:themeColor="text1"/>
+              </w:rPr>
+            </w:pPr>
+            <w:r>
+              <w:rPr>
+                <w:rFonts w:cs="Segoe UI"/>
+                <w:color w:val="000000" w:themeColor="text1"/>
+              </w:rPr>
+              <w:lastRenderedPageBreak/>
+              <w:t>Refactoring</w:t>
+            </w:r>
+          </w:p>
+        </w:tc>
+        <w:tc>
+          <w:tcPr>
+            <w:tcW w:w="5489" w:type="dxa"/>
+          </w:tcPr>
+          <w:p>
+            <w:pPr>
+              <w:rPr>
+                <w:rFonts w:cs="Segoe UI"/>
+                <w:color w:val="000000" w:themeColor="text1"/>
+              </w:rPr>
+            </w:pPr>
+            <w:r>
+              <w:rPr>
+                <w:rFonts w:cs="Segoe UI"/>
+                <w:color w:val="000000" w:themeColor="text1"/>
+              </w:rPr>
+              <w:t>After the address module spike, Claude Code extracted a reusable </w:t>
+            </w:r>
+            <w:r>
+              <w:rPr>
+                <w:rStyle w:val="HTMLCode"/>
+                <w:rFonts w:asciiTheme="minorHAnsi" w:eastAsiaTheme="minorEastAsia" w:hAnsiTheme="minorHAnsi" w:cs="Menlo"/>
+                <w:color w:val="000000" w:themeColor="text1"/>
+                <w:sz w:val="22"/>
+                <w:szCs w:val="22"/>
+              </w:rPr>
+              <w:t>BaseRepository</w:t>
+            </w:r>
+            <w:r>
+              <w:rPr>
+                <w:rFonts w:cs="Segoe UI"/>
+                <w:color w:val="000000" w:themeColor="text1"/>
+              </w:rPr>
+              <w:t> pattern with a shared </w:t>
+            </w:r>
+            <w:proofErr w:type="spellStart"/>
+            <w:r>
+              <w:rPr>
+                <w:rStyle w:val="HTMLCode"/>
+                <w:rFonts w:asciiTheme="minorHAnsi" w:eastAsiaTheme="minorEastAsia" w:hAnsiTheme="minorHAnsi" w:cs="Menlo"/>
+                <w:color w:val="000000" w:themeColor="text1"/>
+                <w:sz w:val="22"/>
+                <w:szCs w:val="22"/>
+              </w:rPr>
+              <w:t>callProc</w:t>
+            </w:r>
+            <w:proofErr w:type="spellEnd"/>
+            <w:r>
+              <w:rPr>
+                <w:rFonts w:cs="Segoe UI"/>
+                <w:color w:val="000000" w:themeColor="text1"/>
+              </w:rPr>
+              <w:t> helper, then factored out all cross-cutting concerns — </w:t>
+            </w:r>
+            <w:r>
+              <w:rPr>
+                <w:rStyle w:val="HTMLCode"/>
+                <w:rFonts w:asciiTheme="minorHAnsi" w:eastAsiaTheme="minorEastAsia" w:hAnsiTheme="minorHAnsi" w:cs="Menlo"/>
+                <w:color w:val="000000" w:themeColor="text1"/>
+                <w:sz w:val="22"/>
+                <w:szCs w:val="22"/>
+              </w:rPr>
+              <w:t>ApiKeyGuard</w:t>
+            </w:r>
+            <w:r>
+              <w:rPr>
+                <w:rFonts w:cs="Segoe UI"/>
+                <w:color w:val="000000" w:themeColor="text1"/>
+              </w:rPr>
+              <w:t>, </w:t>
+            </w:r>
+            <w:r>
+              <w:rPr>
+                <w:rStyle w:val="HTMLCode"/>
+                <w:rFonts w:asciiTheme="minorHAnsi" w:eastAsiaTheme="minorEastAsia" w:hAnsiTheme="minorHAnsi" w:cs="Menlo"/>
+                <w:color w:val="000000" w:themeColor="text1"/>
+                <w:sz w:val="22"/>
+                <w:szCs w:val="22"/>
+              </w:rPr>
+              <w:t>RequestLoggingInterceptor</w:t>
+            </w:r>
+            <w:r>
+              <w:rPr>
+                <w:rFonts w:cs="Segoe UI"/>
+                <w:color w:val="000000" w:themeColor="text1"/>
+              </w:rPr>
+              <w:t>, </w:t>
+            </w:r>
+            <w:r>
+              <w:rPr>
+                <w:rStyle w:val="HTMLCode"/>
+                <w:rFonts w:asciiTheme="minorHAnsi" w:eastAsiaTheme="minorEastAsia" w:hAnsiTheme="minorHAnsi" w:cs="Menlo"/>
+                <w:color w:val="000000" w:themeColor="text1"/>
+                <w:sz w:val="22"/>
+                <w:szCs w:val="22"/>
+              </w:rPr>
+              <w:t>TracingInterceptor</w:t>
+            </w:r>
+            <w:r>
+              <w:rPr>
+                <w:rFonts w:cs="Segoe UI"/>
+                <w:color w:val="000000" w:themeColor="text1"/>
+              </w:rPr>
+              <w:t>, </w:t>
+            </w:r>
+            <w:r>
+              <w:rPr>
+                <w:rStyle w:val="HTMLCode"/>
+                <w:rFonts w:asciiTheme="minorHAnsi" w:eastAsiaTheme="minorEastAsia" w:hAnsiTheme="minorHAnsi" w:cs="Menlo"/>
+                <w:color w:val="000000" w:themeColor="text1"/>
+                <w:sz w:val="22"/>
+                <w:szCs w:val="22"/>
+              </w:rPr>
+              <w:t>CommonErrorFilter</w:t>
+            </w:r>
+            <w:r>
+              <w:rPr>
+                <w:rFonts w:cs="Segoe UI"/>
+                <w:color w:val="000000" w:themeColor="text1"/>
+              </w:rPr>
+              <w:t> — into a shared </w:t>
+            </w:r>
+            <w:r>
+              <w:rPr>
+                <w:rStyle w:val="HTMLCode"/>
+                <w:rFonts w:asciiTheme="minorHAnsi" w:eastAsiaTheme="minorEastAsia" w:hAnsiTheme="minorHAnsi" w:cs="Menlo"/>
+                <w:color w:val="000000" w:themeColor="text1"/>
+                <w:sz w:val="22"/>
+                <w:szCs w:val="22"/>
+              </w:rPr>
+              <w:t>common/</w:t>
+            </w:r>
+            <w:r>
+              <w:rPr>
+                <w:rFonts w:cs="Segoe UI"/>
+                <w:color w:val="000000" w:themeColor="text1"/>
+              </w:rPr>
+              <w:t> directory. This made the pattern consistent across all 12 modules without duplicating infrastructure code.</w:t>
+            </w:r>
+          </w:p>
+        </w:tc>
+        <w:tc>
+          <w:tcPr>
+            <w:tcW w:w="1882" w:type="dxa"/>
+          </w:tcPr>
+          <w:p>
+            <w:pPr>
+              <w:rPr>
+                <w:rFonts w:cs="Segoe UI"/>
+                <w:color w:val="000000" w:themeColor="text1"/>
+              </w:rPr>
+            </w:pPr>
+            <w:r>
+              <w:rPr>
+                <w:rFonts w:cs="Segoe UI"/>
+                <w:color w:val="000000" w:themeColor="text1"/>
+              </w:rPr>
+              <w:t>Claude Code (Claude Sonnet 4.6)</w:t>
+            </w:r>
+          </w:p>
         </w:tc>
       </w:tr>
     </w:tbl>
@@ -614,19 +1014,19 @@
     <w:tbl>
       <w:tblPr>
         <w:tblStyle w:val="TableGrid"/>
-        <w:tblW w:w="5000" w:type="pct"/>
+        <w:tblW w:w="5423" w:type="pct"/>
         <w:tblLook w:val="04A0" w:firstRow="1" w:lastRow="0" w:firstColumn="1" w:lastColumn="0" w:noHBand="0" w:noVBand="1"/>
       </w:tblPr>
       <w:tblGrid>
-        <w:gridCol w:w="2234"/>
-        <w:gridCol w:w="2214"/>
-        <w:gridCol w:w="2203"/>
-        <w:gridCol w:w="2205"/>
+        <w:gridCol w:w="1989"/>
+        <w:gridCol w:w="2018"/>
+        <w:gridCol w:w="2934"/>
+        <w:gridCol w:w="2664"/>
       </w:tblGrid>
       <w:tr>
         <w:tc>
           <w:tcPr>
-            <w:tcW w:w="1261" w:type="pct"/>
+            <w:tcW w:w="1035" w:type="pct"/>
           </w:tcPr>
           <w:p>
             <w:pPr>
@@ -684,7 +1084,7 @@
         </w:tc>
         <w:tc>
           <w:tcPr>
-            <w:tcW w:w="1250" w:type="pct"/>
+            <w:tcW w:w="1050" w:type="pct"/>
           </w:tcPr>
           <w:p>
             <w:pPr>
@@ -737,7 +1137,7 @@
         </w:tc>
         <w:tc>
           <w:tcPr>
-            <w:tcW w:w="1244" w:type="pct"/>
+            <w:tcW w:w="1527" w:type="pct"/>
           </w:tcPr>
           <w:p>
             <w:pPr>
@@ -790,7 +1190,7 @@
         </w:tc>
         <w:tc>
           <w:tcPr>
-            <w:tcW w:w="1246" w:type="pct"/>
+            <w:tcW w:w="1387" w:type="pct"/>
           </w:tcPr>
           <w:p>
             <w:pPr>
@@ -863,7 +1263,55 @@
         </w:trPr>
         <w:tc>
           <w:tcPr>
-            <w:tcW w:w="1261" w:type="pct"/>
+            <w:tcW w:w="1035" w:type="pct"/>
+          </w:tcPr>
+          <w:p>
+            <w:pPr>
+              <w:pStyle w:val="code-line"/>
+              <w:spacing w:before="0" w:beforeAutospacing="0" w:after="240" w:afterAutospacing="0"/>
+              <w:rPr>
+                <w:rFonts w:asciiTheme="minorHAnsi" w:hAnsiTheme="minorHAnsi" w:cs="Segoe UI"/>
+                <w:color w:val="000000" w:themeColor="text1"/>
+                <w:sz w:val="22"/>
+                <w:szCs w:val="22"/>
+              </w:rPr>
+            </w:pPr>
+            <w:r>
+              <w:rPr>
+                <w:rStyle w:val="Strong"/>
+                <w:rFonts w:asciiTheme="minorHAnsi" w:hAnsiTheme="minorHAnsi" w:cs="Segoe UI"/>
+                <w:color w:val="000000" w:themeColor="text1"/>
+                <w:sz w:val="22"/>
+                <w:szCs w:val="22"/>
+              </w:rPr>
+              <w:t>~54 hours saved</w:t>
+            </w:r>
+            <w:r>
+              <w:rPr>
+                <w:rFonts w:asciiTheme="minorHAnsi" w:hAnsiTheme="minorHAnsi" w:cs="Segoe UI"/>
+                <w:color w:val="000000" w:themeColor="text1"/>
+                <w:sz w:val="22"/>
+                <w:szCs w:val="22"/>
+              </w:rPr>
+              <w:t> (~62 hrs estimated manually vs. ~8 hrs actual). Manual baseline from HACKATHON.md: 10 standard services × 3 hrs + 4 complex services × 6 hrs + 1 SOAP service × 8 hrs = 62 hrs. Actual: all 12 modules compiled with 162 procs wired in a single developer-day.</w:t>
+            </w:r>
+          </w:p>
+          <w:p>
+            <w:pPr>
+              <w:pStyle w:val="ListNumber"/>
+              <w:numPr>
+                <w:ilvl w:val="0"/>
+                <w:numId w:val="0"/>
+              </w:numPr>
+              <w:rPr>
+                <w:color w:val="000000" w:themeColor="text1"/>
+              </w:rPr>
+            </w:pPr>
+          </w:p>
+        </w:tc>
+        <w:tc>
+          <w:tcPr>
+            <w:tcW w:w="1050" w:type="pct"/>
           </w:tcPr>
           <w:p>
             <w:pPr>
@@ -872,12 +1320,135 @@
                 <w:ilvl w:val="0"/>
                 <w:numId w:val="0"/>
               </w:numPr>
+              <w:rPr>
+                <w:color w:val="000000" w:themeColor="text1"/>
+              </w:rPr>
+            </w:pPr>
+            <w:r>
+              <w:rPr>
+                <w:rFonts w:cs="Segoe UI"/>
+                <w:color w:val="000000" w:themeColor="text1"/>
+              </w:rPr>
+              <w:t>Approximate percentage of AI-generated code merged without requiring significant human refactoring: </w:t>
+            </w:r>
+            <w:r>
+              <w:rPr>
+                <w:rStyle w:val="Strong"/>
+                <w:rFonts w:cs="Segoe UI"/>
+                <w:color w:val="000000" w:themeColor="text1"/>
+              </w:rPr>
+              <w:t>~90%</w:t>
+            </w:r>
+            <w:r>
+              <w:rPr>
+                <w:rFonts w:cs="Segoe UI"/>
+                <w:color w:val="000000" w:themeColor="text1"/>
+              </w:rPr>
+              <w:t xml:space="preserve">. 77 TypeScript files were generated with 0 compilation errors. Human intervention was limited to flagging the SHOT SOAP outlier and minor mid-session prompt corrections. All structural patterns (BaseRepository, guards, interceptors, error filters) were accepted </w:t>
+            </w:r>
+            <w:r>
+              <w:rPr>
+                <w:rFonts w:cs="Segoe UI"/>
+                <w:color w:val="000000" w:themeColor="text1"/>
+              </w:rPr>
+              <w:t>as generated</w:t>
+            </w:r>
+            <w:r>
+              <w:rPr>
+                <w:rFonts w:cs="Segoe UI"/>
+                <w:color w:val="000000" w:themeColor="text1"/>
+              </w:rPr>
+              <w:t>.</w:t>
+            </w:r>
+          </w:p>
+        </w:tc>
+        <w:tc>
+          <w:tcPr>
+            <w:tcW w:w="1527" w:type="pct"/>
+          </w:tcPr>
+          <w:p>
+            <w:pPr>
+              <w:pStyle w:val="code-line"/>
+              <w:spacing w:before="0" w:beforeAutospacing="0" w:after="240" w:afterAutospacing="0"/>
+              <w:rPr>
+                <w:rFonts w:asciiTheme="minorHAnsi" w:hAnsiTheme="minorHAnsi" w:cs="Segoe UI"/>
+                <w:color w:val="000000" w:themeColor="text1"/>
+                <w:sz w:val="22"/>
+                <w:szCs w:val="22"/>
+              </w:rPr>
+            </w:pPr>
+            <w:r>
+              <w:rPr>
+                <w:rFonts w:asciiTheme="minorHAnsi" w:hAnsiTheme="minorHAnsi" w:cs="Segoe UI"/>
+                <w:color w:val="000000" w:themeColor="text1"/>
+                <w:sz w:val="22"/>
+                <w:szCs w:val="22"/>
+              </w:rPr>
+              <w:t>Average minutes spent unblocking errors/bugs via AI prompting: </w:t>
+            </w:r>
+            <w:r>
+              <w:rPr>
+                <w:rStyle w:val="Strong"/>
+                <w:rFonts w:asciiTheme="minorHAnsi" w:hAnsiTheme="minorHAnsi" w:cs="Segoe UI"/>
+                <w:color w:val="000000" w:themeColor="text1"/>
+                <w:sz w:val="22"/>
+                <w:szCs w:val="22"/>
+              </w:rPr>
+              <w:t>~5–10 minutes</w:t>
+            </w:r>
+            <w:r>
+              <w:rPr>
+                <w:rFonts w:asciiTheme="minorHAnsi" w:hAnsiTheme="minorHAnsi" w:cs="Segoe UI"/>
+                <w:color w:val="000000" w:themeColor="text1"/>
+                <w:sz w:val="22"/>
+                <w:szCs w:val="22"/>
+              </w:rPr>
+              <w:t>. No multi-hour debugging sessions were recorded. All identified blockers — DataWeave conditional routing translation, </w:t>
+            </w:r>
+            <w:r>
+              <w:rPr>
+                <w:rStyle w:val="HTMLCode"/>
+                <w:rFonts w:asciiTheme="minorHAnsi" w:hAnsiTheme="minorHAnsi" w:cs="Menlo"/>
+                <w:color w:val="000000" w:themeColor="text1"/>
+                <w:sz w:val="22"/>
+                <w:szCs w:val="22"/>
+              </w:rPr>
+              <w:t>mssql</w:t>
+            </w:r>
+            <w:r>
+              <w:rPr>
+                <w:rFonts w:asciiTheme="minorHAnsi" w:hAnsiTheme="minorHAnsi" w:cs="Segoe UI"/>
+                <w:color w:val="000000" w:themeColor="text1"/>
+                <w:sz w:val="22"/>
+                <w:szCs w:val="22"/>
+              </w:rPr>
+              <w:t> parameter type inference, and the SHOT SOAP structural pattern — were resolved within the same conversational turn once the relevant RAML/XML was provided.</w:t>
+            </w:r>
+          </w:p>
+          <w:p>
+            <w:pPr>
+              <w:rPr>
+                <w:rFonts w:cs="Times New Roman"/>
+                <w:color w:val="000000" w:themeColor="text1"/>
+              </w:rPr>
+            </w:pPr>
+          </w:p>
+          <w:p>
+            <w:pPr>
+              <w:pStyle w:val="ListNumber"/>
+              <w:numPr>
+                <w:ilvl w:val="0"/>
+                <w:numId w:val="0"/>
+              </w:numPr>
+              <w:rPr>
+                <w:color w:val="000000" w:themeColor="text1"/>
+              </w:rPr>
             </w:pPr>
           </w:p>
         </w:tc>
         <w:tc>
           <w:tcPr>
-            <w:tcW w:w="1250" w:type="pct"/>
+            <w:tcW w:w="1387" w:type="pct"/>
           </w:tcPr>
           <w:p>
             <w:pPr>
@@ -886,35 +1457,25 @@
                 <w:ilvl w:val="0"/>
                 <w:numId w:val="0"/>
               </w:numPr>
+              <w:rPr>
+                <w:color w:val="000000" w:themeColor="text1"/>
+              </w:rPr>
             </w:pPr>
-          </w:p>
-        </w:tc>
-        <w:tc>
-          <w:tcPr>
-            <w:tcW w:w="1244" w:type="pct"/>
-          </w:tcPr>
-          <w:p>
-            <w:pPr>
-              <w:pStyle w:val="ListNumber"/>
-              <w:numPr>
-                <w:ilvl w:val="0"/>
-                <w:numId w:val="0"/>
-              </w:numPr>
-            </w:pPr>
-          </w:p>
-        </w:tc>
-        <w:tc>
-          <w:tcPr>
-            <w:tcW w:w="1246" w:type="pct"/>
-          </w:tcPr>
-          <w:p>
-            <w:pPr>
-              <w:pStyle w:val="ListNumber"/>
-              <w:numPr>
-                <w:ilvl w:val="0"/>
-                <w:numId w:val="0"/>
-              </w:numPr>
-            </w:pPr>
+            <w:r>
+              <w:rPr>
+                <w:rStyle w:val="Strong"/>
+                <w:rFonts w:cs="Segoe UI"/>
+                <w:color w:val="000000" w:themeColor="text1"/>
+              </w:rPr>
+              <w:t>4 / 5</w:t>
+            </w:r>
+            <w:r>
+              <w:rPr>
+                <w:rFonts w:cs="Segoe UI"/>
+                <w:color w:val="000000" w:themeColor="text1"/>
+              </w:rPr>
+              <w:t> — The assistant integrated seamlessly into the workflow for boilerplate generation at scale and contextual reasoning from specs. One point deducted because the SHOT SOAP structural outlier was not self-identified; it required explicit human flagging before the assistant adjusted its approach.</w:t>
+            </w:r>
           </w:p>
         </w:tc>
       </w:tr>
@@ -12861,6 +13422,20 @@
       <w:szCs w:val="20"/>
     </w:rPr>
   </w:style>
+  <w:style w:type="paragraph" w:customStyle="1" w:styleId="code-line">
+    <w:name w:val="code-line"/>
+    <w:basedOn w:val="Normal"/>
+    <w:rsid w:val="00315FFC"/>
+    <w:pPr>
+      <w:spacing w:before="100" w:beforeAutospacing="1" w:after="100" w:afterAutospacing="1" w:line="240" w:lineRule="auto"/>
+    </w:pPr>
+    <w:rPr>
+      <w:rFonts w:ascii="Times New Roman" w:eastAsia="Times New Roman" w:hAnsi="Times New Roman" w:cs="Times New Roman"/>
+      <w:sz w:val="24"/>
+      <w:szCs w:val="24"/>
+      <w:lang w:val="en-GB" w:eastAsia="en-GB"/>
+    </w:rPr>
+  </w:style>
 </w:styles>
 </file>
 
